--- a/resume/Vishvambruth_JavagalThimmegowda_QEM_Resume_2026.docx
+++ b/resume/Vishvambruth_JavagalThimmegowda_QEM_Resume_2026.docx
@@ -25,7 +25,23 @@
           <w:color w:val="1F1F1F"/>
           <w:sz w:val="22"/>
         </w:rPr>
-        <w:t>QUALITY ENGINEERING MANAGER  |  PMP®  |  CSM®  |  ISTQB®  |  SDET-Python</w:t>
+        <w:t xml:space="preserve">QUALITY ENGINEERING </w:t>
+      </w:r>
+      <w:r>
+        <w:rPr>
+          <w:b/>
+          <w:color w:val="1F1F1F"/>
+          <w:sz w:val="22"/>
+        </w:rPr>
+        <w:t>MANAGER | PMP® | CSM® | ISTQB® | SDET</w:t>
+      </w:r>
+      <w:r>
+        <w:rPr>
+          <w:b/>
+          <w:color w:val="1F1F1F"/>
+          <w:sz w:val="22"/>
+        </w:rPr>
+        <w:t>-Python</w:t>
       </w:r>
     </w:p>
     <w:p>
@@ -40,7 +56,65 @@
           <w:color w:val="555555"/>
           <w:sz w:val="19"/>
         </w:rPr>
-        <w:t>Tumkur, Karnataka, India  •  +91 80736 88499  •  vishruth.cse@gmail.com  •  LinkedIn: linkedin.com/in/vishruth143  •  GitHub: github.com/vishruth143</w:t>
+        <w:t xml:space="preserve">Tumkur, Karnataka, </w:t>
+      </w:r>
+      <w:r>
+        <w:rPr>
+          <w:color w:val="555555"/>
+          <w:sz w:val="19"/>
+        </w:rPr>
+        <w:t>India • +</w:t>
+      </w:r>
+      <w:r>
+        <w:rPr>
+          <w:color w:val="555555"/>
+          <w:sz w:val="19"/>
+        </w:rPr>
+        <w:t xml:space="preserve">91 80736 </w:t>
+      </w:r>
+      <w:r>
+        <w:rPr>
+          <w:color w:val="555555"/>
+          <w:sz w:val="19"/>
+        </w:rPr>
+        <w:t>88499 • vishruth.cse@gmail.com • LinkedIn</w:t>
+      </w:r>
+      <w:r>
+        <w:rPr>
+          <w:color w:val="555555"/>
+          <w:sz w:val="19"/>
+        </w:rPr>
+        <w:t>: linkedin.com/in/</w:t>
+      </w:r>
+      <w:proofErr w:type="spellStart"/>
+      <w:r>
+        <w:rPr>
+          <w:color w:val="555555"/>
+          <w:sz w:val="19"/>
+        </w:rPr>
+        <w:t>vish</w:t>
+      </w:r>
+      <w:r>
+        <w:rPr>
+          <w:color w:val="555555"/>
+          <w:sz w:val="19"/>
+        </w:rPr>
+        <w:t>vambruthjt</w:t>
+      </w:r>
+      <w:proofErr w:type="spellEnd"/>
+      <w:r>
+        <w:rPr>
+          <w:color w:val="555555"/>
+          <w:sz w:val="19"/>
+        </w:rPr>
+        <w:t xml:space="preserve"> • GitHub</w:t>
+      </w:r>
+      <w:r>
+        <w:rPr>
+          <w:color w:val="555555"/>
+          <w:sz w:val="19"/>
+        </w:rPr>
+        <w:t>: github.com/vishruth143</w:t>
       </w:r>
     </w:p>
     <w:p>
@@ -95,7 +169,31 @@
         <w:rPr>
           <w:color w:val="1F1F1F"/>
         </w:rPr>
-        <w:t>Quality Engineering Leadership  •  Test Automation Strategy &amp; Architecture  •  SDET Coaching &amp; Hiring</w:t>
+        <w:t xml:space="preserve">Quality Engineering </w:t>
+      </w:r>
+      <w:r>
+        <w:rPr>
+          <w:color w:val="1F1F1F"/>
+        </w:rPr>
+        <w:t>Leadership • Test</w:t>
+      </w:r>
+      <w:r>
+        <w:rPr>
+          <w:color w:val="1F1F1F"/>
+        </w:rPr>
+        <w:t xml:space="preserve"> Automation Strategy &amp; </w:t>
+      </w:r>
+      <w:r>
+        <w:rPr>
+          <w:color w:val="1F1F1F"/>
+        </w:rPr>
+        <w:t>Architecture • SDET</w:t>
+      </w:r>
+      <w:r>
+        <w:rPr>
+          <w:color w:val="1F1F1F"/>
+        </w:rPr>
+        <w:t xml:space="preserve"> Coaching &amp; Hiring</w:t>
       </w:r>
     </w:p>
     <w:p>
@@ -107,7 +205,65 @@
         <w:rPr>
           <w:color w:val="1F1F1F"/>
         </w:rPr>
-        <w:t>Selenium / Python / PyTest / Pytest-BDD  •  Appium (Mobile)  •  REST API Automation  •  Cypress</w:t>
+        <w:t xml:space="preserve">Selenium / Python / </w:t>
+      </w:r>
+      <w:proofErr w:type="spellStart"/>
+      <w:r>
+        <w:rPr>
+          <w:color w:val="1F1F1F"/>
+        </w:rPr>
+        <w:t>PyTest</w:t>
+      </w:r>
+      <w:proofErr w:type="spellEnd"/>
+      <w:r>
+        <w:rPr>
+          <w:color w:val="1F1F1F"/>
+        </w:rPr>
+        <w:t xml:space="preserve"> / </w:t>
+      </w:r>
+      <w:proofErr w:type="spellStart"/>
+      <w:r>
+        <w:rPr>
+          <w:color w:val="1F1F1F"/>
+        </w:rPr>
+        <w:t>Pytest</w:t>
+      </w:r>
+      <w:proofErr w:type="spellEnd"/>
+      <w:r>
+        <w:rPr>
+          <w:color w:val="1F1F1F"/>
+        </w:rPr>
+        <w:t>-</w:t>
+      </w:r>
+      <w:r>
+        <w:rPr>
+          <w:color w:val="1F1F1F"/>
+        </w:rPr>
+        <w:t>BDD • Appium</w:t>
+      </w:r>
+      <w:r>
+        <w:rPr>
+          <w:color w:val="1F1F1F"/>
+        </w:rPr>
+        <w:t xml:space="preserve"> (</w:t>
+      </w:r>
+      <w:r>
+        <w:rPr>
+          <w:color w:val="1F1F1F"/>
+        </w:rPr>
+        <w:t>Mobile) REST</w:t>
+      </w:r>
+      <w:r>
+        <w:rPr>
+          <w:color w:val="1F1F1F"/>
+        </w:rPr>
+        <w:t xml:space="preserve"> API </w:t>
+      </w:r>
+      <w:r>
+        <w:rPr>
+          <w:color w:val="1F1F1F"/>
+        </w:rPr>
+        <w:t>Automation • Cypress</w:t>
       </w:r>
     </w:p>
     <w:p>
@@ -119,7 +275,31 @@
         <w:rPr>
           <w:color w:val="1F1F1F"/>
         </w:rPr>
-        <w:t>CI/CD (Jenkins, GitHub Actions, Azure DevOps)  •  Docker  •  AWS  •  Allure Reporting  •  Locust (Performance)</w:t>
+        <w:t xml:space="preserve">CI/CD (Jenkins, GitHub Actions, Azure </w:t>
+      </w:r>
+      <w:r>
+        <w:rPr>
+          <w:color w:val="1F1F1F"/>
+        </w:rPr>
+        <w:t>DevOps) Docker • AWS • Allure</w:t>
+      </w:r>
+      <w:r>
+        <w:rPr>
+          <w:color w:val="1F1F1F"/>
+        </w:rPr>
+        <w:t xml:space="preserve"> </w:t>
+      </w:r>
+      <w:r>
+        <w:rPr>
+          <w:color w:val="1F1F1F"/>
+        </w:rPr>
+        <w:t>Reporting • Locust</w:t>
+      </w:r>
+      <w:r>
+        <w:rPr>
+          <w:color w:val="1F1F1F"/>
+        </w:rPr>
+        <w:t xml:space="preserve"> (Performance)</w:t>
       </w:r>
     </w:p>
     <w:p>
@@ -131,7 +311,53 @@
         <w:rPr>
           <w:color w:val="1F1F1F"/>
         </w:rPr>
-        <w:t>Project &amp; Program Management  •  Agile / Scrum / Kanban / SAFe / LeSS  •  Risk, Budget &amp; Capacity Planning</w:t>
+        <w:t xml:space="preserve">Project &amp; Program </w:t>
+      </w:r>
+      <w:r>
+        <w:rPr>
+          <w:color w:val="1F1F1F"/>
+        </w:rPr>
+        <w:t>Management • Agile</w:t>
+      </w:r>
+      <w:r>
+        <w:rPr>
+          <w:color w:val="1F1F1F"/>
+        </w:rPr>
+        <w:t xml:space="preserve"> / Scrum / Kanban / </w:t>
+      </w:r>
+      <w:proofErr w:type="spellStart"/>
+      <w:r>
+        <w:rPr>
+          <w:color w:val="1F1F1F"/>
+        </w:rPr>
+        <w:t>SAFe</w:t>
+      </w:r>
+      <w:proofErr w:type="spellEnd"/>
+      <w:r>
+        <w:rPr>
+          <w:color w:val="1F1F1F"/>
+        </w:rPr>
+        <w:t xml:space="preserve"> / </w:t>
+      </w:r>
+      <w:proofErr w:type="spellStart"/>
+      <w:r>
+        <w:rPr>
+          <w:color w:val="1F1F1F"/>
+        </w:rPr>
+        <w:t>LeSS</w:t>
+      </w:r>
+      <w:proofErr w:type="spellEnd"/>
+      <w:r>
+        <w:rPr>
+          <w:color w:val="1F1F1F"/>
+        </w:rPr>
+        <w:t xml:space="preserve"> • Risk</w:t>
+      </w:r>
+      <w:r>
+        <w:rPr>
+          <w:color w:val="1F1F1F"/>
+        </w:rPr>
+        <w:t>, Budget &amp; Capacity Planning</w:t>
       </w:r>
     </w:p>
     <w:p>
@@ -143,7 +369,43 @@
         <w:rPr>
           <w:color w:val="1F1F1F"/>
         </w:rPr>
-        <w:t>Stakeholder Management  •  KPI/OKR Reporting  •  Defect Triage  •  Release &amp; Environment Management</w:t>
+        <w:t xml:space="preserve">Stakeholder </w:t>
+      </w:r>
+      <w:r>
+        <w:rPr>
+          <w:color w:val="1F1F1F"/>
+        </w:rPr>
+        <w:t>Management • KPI</w:t>
+      </w:r>
+      <w:r>
+        <w:rPr>
+          <w:color w:val="1F1F1F"/>
+        </w:rPr>
+        <w:t xml:space="preserve">/OKR </w:t>
+      </w:r>
+      <w:r>
+        <w:rPr>
+          <w:color w:val="1F1F1F"/>
+        </w:rPr>
+        <w:t>Reporting • Defect</w:t>
+      </w:r>
+      <w:r>
+        <w:rPr>
+          <w:color w:val="1F1F1F"/>
+        </w:rPr>
+        <w:t xml:space="preserve"> </w:t>
+      </w:r>
+      <w:r>
+        <w:rPr>
+          <w:color w:val="1F1F1F"/>
+        </w:rPr>
+        <w:t>Triage • Release</w:t>
+      </w:r>
+      <w:r>
+        <w:rPr>
+          <w:color w:val="1F1F1F"/>
+        </w:rPr>
+        <w:t xml:space="preserve"> &amp; Environment Management</w:t>
       </w:r>
     </w:p>
     <w:p>
@@ -172,7 +434,23 @@
           <w:color w:val="1F1F1F"/>
           <w:sz w:val="21"/>
         </w:rPr>
-        <w:t>Selenium-Python Automation Framework  —  github.com/vishruth143/Selenium-Python-Automation-Framework</w:t>
+        <w:t xml:space="preserve">Selenium-Python Automation </w:t>
+      </w:r>
+      <w:r>
+        <w:rPr>
+          <w:b/>
+          <w:color w:val="1F1F1F"/>
+          <w:sz w:val="21"/>
+        </w:rPr>
+        <w:t>Framework — github.com</w:t>
+      </w:r>
+      <w:r>
+        <w:rPr>
+          <w:b/>
+          <w:color w:val="1F1F1F"/>
+          <w:sz w:val="21"/>
+        </w:rPr>
+        <w:t>/vishruth143/Selenium-Python-Automation-Framework</w:t>
       </w:r>
     </w:p>
     <w:p>
@@ -276,7 +554,31 @@
           <w:color w:val="1F1F1F"/>
           <w:sz w:val="21"/>
         </w:rPr>
-        <w:t>EPAM Systems  —  Project Manager / Quality Engineering Manager I</w:t>
+        <w:t xml:space="preserve">EPAM </w:t>
+      </w:r>
+      <w:r>
+        <w:rPr>
+          <w:b/>
+          <w:color w:val="1F1F1F"/>
+          <w:sz w:val="21"/>
+        </w:rPr>
+        <w:t xml:space="preserve">Systems </w:t>
+      </w:r>
+      <w:r>
+        <w:rPr>
+          <w:b/>
+          <w:color w:val="1F1F1F"/>
+          <w:sz w:val="21"/>
+        </w:rPr>
+        <w:t>— Project</w:t>
+      </w:r>
+      <w:r>
+        <w:rPr>
+          <w:b/>
+          <w:color w:val="1F1F1F"/>
+          <w:sz w:val="21"/>
+        </w:rPr>
+        <w:t xml:space="preserve"> Manager / Quality Engineering Manager I</w:t>
       </w:r>
       <w:r>
         <w:tab/>
@@ -323,7 +625,19 @@
         <w:rPr>
           <w:color w:val="1F1F1F"/>
         </w:rPr>
-        <w:t>Manage cross-functional Agile teams of 10+ engineers (Dev, QA, SDET, DevOps); own sprint planning, backlog grooming, capacity planning, risk mitigation, and executive stakeholder reporting.</w:t>
+        <w:t>Manage cross-functional Agile teams of 10+ engineers (Dev, QA, SDET, DevOps</w:t>
+      </w:r>
+      <w:r>
+        <w:rPr>
+          <w:color w:val="1F1F1F"/>
+        </w:rPr>
+        <w:t>),</w:t>
+      </w:r>
+      <w:r>
+        <w:rPr>
+          <w:color w:val="1F1F1F"/>
+        </w:rPr>
+        <w:t xml:space="preserve"> own sprint planning, backlog grooming, capacity planning, risk mitigation, and executive stakeholder reporting.</w:t>
       </w:r>
     </w:p>
     <w:p>
@@ -372,7 +686,19 @@
         <w:rPr>
           <w:color w:val="1F1F1F"/>
         </w:rPr>
-        <w:t>Recognized with EPAM IMPACT Award (CEO), multiple ‘Performance Champion’, ‘Delivery Excellence’, and ‘Pat on the Back’ awards.</w:t>
+        <w:t>Recognized with EPAM IMPACT Award (CEO), multiple ‘Performance Champion</w:t>
+      </w:r>
+      <w:r>
+        <w:rPr>
+          <w:color w:val="1F1F1F"/>
+        </w:rPr>
+        <w:t xml:space="preserve">’, </w:t>
+      </w:r>
+      <w:r>
+        <w:rPr>
+          <w:color w:val="1F1F1F"/>
+        </w:rPr>
+        <w:t>Delivery Excellence’, and ‘Pat on the Back’ awards.</w:t>
       </w:r>
     </w:p>
     <w:p>
@@ -388,7 +714,23 @@
           <w:color w:val="1F1F1F"/>
           <w:sz w:val="21"/>
         </w:rPr>
-        <w:t>Tata Consultancy Services  —  QA Lead / Test Analyst / Project Coordinator</w:t>
+        <w:t xml:space="preserve">Tata Consultancy </w:t>
+      </w:r>
+      <w:r>
+        <w:rPr>
+          <w:b/>
+          <w:color w:val="1F1F1F"/>
+          <w:sz w:val="21"/>
+        </w:rPr>
+        <w:t>Services — QA</w:t>
+      </w:r>
+      <w:r>
+        <w:rPr>
+          <w:b/>
+          <w:color w:val="1F1F1F"/>
+          <w:sz w:val="21"/>
+        </w:rPr>
+        <w:t xml:space="preserve"> Lead / Test Analyst / Project Coordinator</w:t>
       </w:r>
       <w:r>
         <w:tab/>
@@ -411,24 +753,40 @@
           <w:color w:val="555555"/>
           <w:sz w:val="19"/>
         </w:rPr>
-        <w:t>Clients: AXA Equitable • Allianz Life • MoneyGram • Athene  (8+ years onsite, USA)</w:t>
-      </w:r>
-    </w:p>
-    <w:p>
-      <w:pPr>
-        <w:spacing w:after="40"/>
-      </w:pPr>
+        <w:t xml:space="preserve">Clients: AXA Equitable • Allianz Life • MoneyGram • </w:t>
+      </w:r>
       <w:r>
         <w:rPr>
           <w:i/>
           <w:color w:val="555555"/>
           <w:sz w:val="19"/>
         </w:rPr>
-        <w:t>Key Programs: Docupace Workflows, AW.Nxt, IBM MDM Consumer Profiles (Phases I–III), Global Receipts (Phases I–II), PowerTransact, OnBase Upgrade, Life Pro+ Enhancements &amp; Annuity Print, NIPR Vendor Change/Sync, SNAP Enhancements, Web Image Upload &amp; Critical DB Move, Producer Confirms / Producer Services / NY Commissions, Teamworks &amp; BizTalk Upgrade, CCW &amp; CSI, IVR Testing, Print Vendor Consolidation, BD PReFS, LCA (Licensing, Contract &amp; Appointment), TCS-AXA Web Portal.</w:t>
+        <w:t>Athene (</w:t>
+      </w:r>
+      <w:r>
+        <w:rPr>
+          <w:i/>
+          <w:color w:val="555555"/>
+          <w:sz w:val="19"/>
+        </w:rPr>
+        <w:t>8+ years onsite, USA)</w:t>
       </w:r>
     </w:p>
     <w:p>
       <w:pPr>
+        <w:spacing w:after="40"/>
+      </w:pPr>
+      <w:r>
+        <w:rPr>
+          <w:i/>
+          <w:color w:val="555555"/>
+          <w:sz w:val="19"/>
+        </w:rPr>
+        <w:t>Key Programs: Docupace Workflows, AW.Nxt, IBM MDM Consumer Profiles (Phases I–III), Global Receipts (Phases I–II), PowerTransact, OnBase Upgrade, Life Pro+ Enhancements &amp; Annuity Print, NIPR Vendor Change/Sync, SNAP Enhancements, Web Image Upload &amp; Critical DB Move, Producer Confirms / Producer Services / NY Commissions, Teamworks &amp; BizTalk Upgrade, CCW &amp; CSI, IVR Testing, Print Vendor Consolidation, BD PReFS, LCA (Licensing, Contract &amp; Appointment), TCS-AXA Web Portal.</w:t>
+      </w:r>
+    </w:p>
+    <w:p>
+      <w:pPr>
         <w:pStyle w:val="ListBullet"/>
         <w:spacing w:after="20"/>
       </w:pPr>
@@ -484,7 +842,31 @@
         <w:rPr>
           <w:color w:val="1F1F1F"/>
         </w:rPr>
-        <w:t>Honored with TCS ‘On-the-Spot Award’, ‘QA Star’, ‘Star of the Month’ (3x), and client appreciations from Allianz, MoneyGram, and Syncron.</w:t>
+        <w:t>Honored with TCS ‘On-the-Spot Award</w:t>
+      </w:r>
+      <w:r>
+        <w:rPr>
+          <w:color w:val="1F1F1F"/>
+        </w:rPr>
+        <w:t xml:space="preserve">’, </w:t>
+      </w:r>
+      <w:r>
+        <w:rPr>
+          <w:color w:val="1F1F1F"/>
+        </w:rPr>
+        <w:t xml:space="preserve">QA Star’, ‘Star of the Month’ (3x), and client </w:t>
+      </w:r>
+      <w:r>
+        <w:rPr>
+          <w:color w:val="1F1F1F"/>
+        </w:rPr>
+        <w:t>appreciation</w:t>
+      </w:r>
+      <w:r>
+        <w:rPr>
+          <w:color w:val="1F1F1F"/>
+        </w:rPr>
+        <w:t xml:space="preserve"> from Allianz, MoneyGram, and Syncron.</w:t>
       </w:r>
     </w:p>
     <w:p>
@@ -512,13 +894,20 @@
           <w:b/>
           <w:color w:val="0B3D91"/>
         </w:rPr>
-        <w:t xml:space="preserve">Languages:  </w:t>
+        <w:t>Languages</w:t>
+      </w:r>
+      <w:r>
+        <w:rPr>
+          <w:b/>
+          <w:color w:val="0B3D91"/>
+        </w:rPr>
+        <w:t>: Python</w:t>
       </w:r>
       <w:r>
         <w:rPr>
           <w:color w:val="1F1F1F"/>
         </w:rPr>
-        <w:t>Python, Java, JavaScript, SQL</w:t>
+        <w:t>, Java, JavaScript, SQL</w:t>
       </w:r>
     </w:p>
     <w:p>
@@ -530,13 +919,48 @@
           <w:b/>
           <w:color w:val="0B3D91"/>
         </w:rPr>
-        <w:t xml:space="preserve">Test Automation:  </w:t>
+        <w:t>Test Automation</w:t>
+      </w:r>
+      <w:r>
+        <w:rPr>
+          <w:b/>
+          <w:color w:val="0B3D91"/>
+        </w:rPr>
+        <w:t>: Selenium</w:t>
       </w:r>
       <w:r>
         <w:rPr>
           <w:color w:val="1F1F1F"/>
         </w:rPr>
-        <w:t>Selenium WebDriver, PyTest, Pytest-BDD, Appium, Cypress, Requests, Allure, Locust</w:t>
+        <w:t xml:space="preserve"> WebDriver, </w:t>
+      </w:r>
+      <w:proofErr w:type="spellStart"/>
+      <w:r>
+        <w:rPr>
+          <w:color w:val="1F1F1F"/>
+        </w:rPr>
+        <w:t>PyTest</w:t>
+      </w:r>
+      <w:proofErr w:type="spellEnd"/>
+      <w:r>
+        <w:rPr>
+          <w:color w:val="1F1F1F"/>
+        </w:rPr>
+        <w:t xml:space="preserve">, </w:t>
+      </w:r>
+      <w:proofErr w:type="spellStart"/>
+      <w:r>
+        <w:rPr>
+          <w:color w:val="1F1F1F"/>
+        </w:rPr>
+        <w:t>Pytest</w:t>
+      </w:r>
+      <w:proofErr w:type="spellEnd"/>
+      <w:r>
+        <w:rPr>
+          <w:color w:val="1F1F1F"/>
+        </w:rPr>
+        <w:t>-BDD, Appium, Cypress, Requests, Allure, Locust</w:t>
       </w:r>
     </w:p>
     <w:p>
@@ -548,13 +972,20 @@
           <w:b/>
           <w:color w:val="0B3D91"/>
         </w:rPr>
-        <w:t xml:space="preserve">DevOps / CI-CD:  </w:t>
+        <w:t>DevOps / CI-CD</w:t>
+      </w:r>
+      <w:r>
+        <w:rPr>
+          <w:b/>
+          <w:color w:val="0B3D91"/>
+        </w:rPr>
+        <w:t>: Jenkins</w:t>
       </w:r>
       <w:r>
         <w:rPr>
           <w:color w:val="1F1F1F"/>
         </w:rPr>
-        <w:t>Jenkins, GitHub Actions, Azure DevOps, Docker, Terraform</w:t>
+        <w:t>, GitHub Actions, Azure DevOps, Docker, Terraform</w:t>
       </w:r>
     </w:p>
     <w:p>
@@ -566,13 +997,20 @@
           <w:b/>
           <w:color w:val="0B3D91"/>
         </w:rPr>
-        <w:t xml:space="preserve">Cloud &amp; Platforms:  </w:t>
+        <w:t>Cloud &amp; Platforms</w:t>
+      </w:r>
+      <w:r>
+        <w:rPr>
+          <w:b/>
+          <w:color w:val="0B3D91"/>
+        </w:rPr>
+        <w:t>: AWS</w:t>
       </w:r>
       <w:r>
         <w:rPr>
           <w:color w:val="1F1F1F"/>
         </w:rPr>
-        <w:t>AWS, Azure DevOps, Selenium Grid</w:t>
+        <w:t>, Azure DevOps, Selenium Grid</w:t>
       </w:r>
     </w:p>
     <w:p>
@@ -602,13 +1040,34 @@
           <w:b/>
           <w:color w:val="0B3D91"/>
         </w:rPr>
-        <w:t xml:space="preserve">Methodologies:  </w:t>
+        <w:t>Methodologies</w:t>
+      </w:r>
+      <w:r>
+        <w:rPr>
+          <w:b/>
+          <w:color w:val="0B3D91"/>
+        </w:rPr>
+        <w:t>: Agile</w:t>
       </w:r>
       <w:r>
         <w:rPr>
           <w:color w:val="1F1F1F"/>
         </w:rPr>
-        <w:t>Agile (Scrum, Kanban), SAFe, LeSS, Lean, Hybrid, Predictive (Waterfall)</w:t>
+        <w:t xml:space="preserve"> (Scrum, Kanban), </w:t>
+      </w:r>
+      <w:proofErr w:type="spellStart"/>
+      <w:r>
+        <w:rPr>
+          <w:color w:val="1F1F1F"/>
+        </w:rPr>
+        <w:t>SAFe</w:t>
+      </w:r>
+      <w:proofErr w:type="spellEnd"/>
+      <w:r>
+        <w:rPr>
+          <w:color w:val="1F1F1F"/>
+        </w:rPr>
+        <w:t>, LeSS, Lean, Hybrid, Predictive (Waterfall)</w:t>
       </w:r>
     </w:p>
     <w:p>
@@ -620,13 +1079,20 @@
           <w:b/>
           <w:color w:val="0B3D91"/>
         </w:rPr>
-        <w:t xml:space="preserve">Quality Practices:  </w:t>
+        <w:t>Quality Practices</w:t>
+      </w:r>
+      <w:r>
+        <w:rPr>
+          <w:b/>
+          <w:color w:val="0B3D91"/>
+        </w:rPr>
+        <w:t>: Shift</w:t>
       </w:r>
       <w:r>
         <w:rPr>
           <w:color w:val="1F1F1F"/>
         </w:rPr>
-        <w:t>Shift-Left, Shift-Right, Risk-Based Testing, BDD, TDD, Contract Testing, Performance Testing</w:t>
+        <w:t>-Left, Shift-Right, Risk-Based Testing, BDD, TDD, Contract Testing, Performance Testing</w:t>
       </w:r>
     </w:p>
     <w:p>
@@ -780,7 +1246,28 @@
           <w:i/>
           <w:color w:val="555555"/>
         </w:rPr>
-        <w:t>Siddaganga Institute of Technology, Tumkur, Karnataka  |  2005 – 2009</w:t>
+        <w:t xml:space="preserve">Siddaganga Institute of Technology, Tumkur, </w:t>
+      </w:r>
+      <w:r>
+        <w:rPr>
+          <w:i/>
+          <w:color w:val="555555"/>
+        </w:rPr>
+        <w:t xml:space="preserve">Karnataka </w:t>
+      </w:r>
+      <w:r>
+        <w:rPr>
+          <w:i/>
+          <w:color w:val="555555"/>
+        </w:rPr>
+        <w:t>| 2005</w:t>
+      </w:r>
+      <w:r>
+        <w:rPr>
+          <w:i/>
+          <w:color w:val="555555"/>
+        </w:rPr>
+        <w:t xml:space="preserve"> – 2009</w:t>
       </w:r>
     </w:p>
     <w:p>

--- a/resume/Vishvambruth_JavagalThimmegowda_QEM_Resume_2026.docx
+++ b/resume/Vishvambruth_JavagalThimmegowda_QEM_Resume_2026.docx
@@ -1067,7 +1067,21 @@
         <w:rPr>
           <w:color w:val="1F1F1F"/>
         </w:rPr>
-        <w:t>, LeSS, Lean, Hybrid, Predictive (Waterfall)</w:t>
+        <w:t xml:space="preserve">, </w:t>
+      </w:r>
+      <w:proofErr w:type="spellStart"/>
+      <w:r>
+        <w:rPr>
+          <w:color w:val="1F1F1F"/>
+        </w:rPr>
+        <w:t>LeSS</w:t>
+      </w:r>
+      <w:proofErr w:type="spellEnd"/>
+      <w:r>
+        <w:rPr>
+          <w:color w:val="1F1F1F"/>
+        </w:rPr>
+        <w:t>, Lean, Hybrid, Predictive (Waterfall)</w:t>
       </w:r>
     </w:p>
     <w:p>
